--- a/trunk/docs/NanoPoreSeq_guide_utilisateur_FR.docx
+++ b/trunk/docs/NanoPoreSeq_guide_utilisateur_FR.docx
@@ -16455,7 +16455,7 @@
           <w:sz w:val="15"/>
           <w:szCs w:val="15"/>
         </w:rPr>
-        <w:t xml:space="preserve">└── docs/                                     guides et rapports (FR, EN)</w:t>
+        <w:t xml:space="preserve">└── docs/                                     guides et rapports (FR, EN ; .docx et .pdf)</w:t>
       </w:r>
     </w:p>
     <w:p>

--- a/trunk/docs/NanoPoreSeq_guide_utilisateur_FR.docx
+++ b/trunk/docs/NanoPoreSeq_guide_utilisateur_FR.docx
@@ -65,7 +65,7 @@
           <w:sz w:val="19"/>
           <w:szCs w:val="19"/>
         </w:rPr>
-        <w:t xml:space="preserve">Version du 26 octobre 2026 · scripts des dossiers simulation/, rapidcns2/ et usb/</w:t>
+        <w:t xml:space="preserve">Version du 26 octobre 2026 (2) · scripts des dossiers simulation/, rapidcns2/ et usb/</w:t>
       </w:r>
     </w:p>
     <w:p>
@@ -2176,6 +2176,34 @@
       <w:pPr>
         <w:spacing w:after="100"/>
       </w:pPr>
+    </w:p>
+    <w:p>
+      <w:pPr>
+        <w:pBdr>
+          <w:left w:val="single" w:color="E39B2B" w:sz="18" w:space="6"/>
+        </w:pBdr>
+        <w:shd w:fill="FFF4E0" w:color="auto" w:val="clear"/>
+        <w:spacing w:after="160" w:before="60" w:line="276"/>
+        <w:ind w:left="120" w:right="120"/>
+      </w:pPr>
+      <w:r>
+        <w:rPr>
+          <w:rFonts w:ascii="Arial" w:cs="Arial" w:eastAsia="Arial" w:hAnsi="Arial"/>
+          <w:b/>
+          <w:bCs/>
+          <w:sz w:val="21"/>
+          <w:szCs w:val="21"/>
+        </w:rPr>
+        <w:t xml:space="preserve">À noter : </w:t>
+      </w:r>
+      <w:r>
+        <w:rPr>
+          <w:rFonts w:ascii="Arial" w:cs="Arial" w:eastAsia="Arial" w:hAnsi="Arial"/>
+          <w:sz w:val="21"/>
+          <w:szCs w:val="21"/>
+        </w:rPr>
+        <w:t xml:space="preserve">Nextflow 26.04 et plus analyse les fichiers avec une syntaxe stricte que Rapid-CNS2_nf 3.0 ne respecte pas encore (erreur « Unexpected input: 'java' » au démarrage). L'interface Rapid-CNS2 et la clé USB règlent automatiquement NXF_SYNTAX_PARSER=v1 (ancien analyseur) ; en ligne de commande, faire export NXF_SYNTAX_PARSER=v1 avant nextflow run.</w:t>
+      </w:r>
     </w:p>
     <w:p>
       <w:pPr>
@@ -20054,7 +20082,7 @@
                 <w:sz w:val="17"/>
                 <w:szCs w:val="17"/>
               </w:rPr>
-              <w:t xml:space="preserve">the stick is formatted as '…'</w:t>
+              <w:t xml:space="preserve">Config parsing failed / Unexpected input: 'java'</w:t>
             </w:r>
           </w:p>
         </w:tc>
@@ -20086,7 +20114,7 @@
                 <w:sz w:val="17"/>
                 <w:szCs w:val="17"/>
               </w:rPr>
-              <w:t xml:space="preserve">clé en FAT32 ou exFAT</w:t>
+              <w:t xml:space="preserve">Nextflow ≥ 26.04 : syntaxe stricte, pas encore suivie par Rapid-CNS2_nf 3.0</w:t>
             </w:r>
           </w:p>
         </w:tc>
@@ -20118,7 +20146,7 @@
                 <w:sz w:val="17"/>
                 <w:szCs w:val="17"/>
               </w:rPr>
-              <w:t xml:space="preserve">reformater en ext4 (section 6.8)</w:t>
+              <w:t xml:space="preserve">export NXF_SYNTAX_PARSER=v1 (automatique dans l'interface et sur la clé)</w:t>
             </w:r>
           </w:p>
         </w:tc>
@@ -20156,7 +20184,7 @@
                 <w:sz w:val="17"/>
                 <w:szCs w:val="17"/>
               </w:rPr>
-              <w:t xml:space="preserve">… is mounted on '…': … is used by the system</w:t>
+              <w:t xml:space="preserve">the stick is formatted as '…'</w:t>
             </w:r>
           </w:p>
         </w:tc>
@@ -20189,7 +20217,7 @@
                 <w:sz w:val="17"/>
                 <w:szCs w:val="17"/>
               </w:rPr>
-              <w:t xml:space="preserve">disque système ou partition montée hors de /media</w:t>
+              <w:t xml:space="preserve">clé en FAT32 ou exFAT</w:t>
             </w:r>
           </w:p>
         </w:tc>
@@ -20222,7 +20250,7 @@
                 <w:sz w:val="17"/>
                 <w:szCs w:val="17"/>
               </w:rPr>
-              <w:t xml:space="preserve">vérifier le nom avec --list ; démonter la clé si elle est montée ailleurs</w:t>
+              <w:t xml:space="preserve">reformater en ext4 (section 6.8)</w:t>
             </w:r>
           </w:p>
         </w:tc>
@@ -20259,7 +20287,7 @@
                 <w:sz w:val="17"/>
                 <w:szCs w:val="17"/>
               </w:rPr>
-              <w:t xml:space="preserve">… is neither USB nor removable</w:t>
+              <w:t xml:space="preserve">… is mounted on '…': … is used by the system</w:t>
             </w:r>
           </w:p>
         </w:tc>
@@ -20291,7 +20319,7 @@
                 <w:sz w:val="17"/>
                 <w:szCs w:val="17"/>
               </w:rPr>
-              <w:t xml:space="preserve">boîtier non signalé comme amovible</w:t>
+              <w:t xml:space="preserve">disque système ou partition montée hors de /media</w:t>
             </w:r>
           </w:p>
         </w:tc>
@@ -20323,7 +20351,7 @@
                 <w:sz w:val="17"/>
                 <w:szCs w:val="17"/>
               </w:rPr>
-              <w:t xml:space="preserve">vérifier que c'est bien la clé, puis --allow-non-removable</w:t>
+              <w:t xml:space="preserve">vérifier le nom avec --list ; démonter la clé si elle est montée ailleurs</w:t>
             </w:r>
           </w:p>
         </w:tc>
@@ -20361,7 +20389,7 @@
                 <w:sz w:val="17"/>
                 <w:szCs w:val="17"/>
               </w:rPr>
-              <w:t xml:space="preserve">… is a folder, not a mount point</w:t>
+              <w:t xml:space="preserve">… is neither USB nor removable</w:t>
             </w:r>
           </w:p>
         </w:tc>
@@ -20394,7 +20422,7 @@
                 <w:sz w:val="17"/>
                 <w:szCs w:val="17"/>
               </w:rPr>
-              <w:t xml:space="preserve">dossier qui n'est pas le point de montage d'une clé</w:t>
+              <w:t xml:space="preserve">boîtier non signalé comme amovible</w:t>
             </w:r>
           </w:p>
         </w:tc>
@@ -20427,7 +20455,7 @@
                 <w:sz w:val="17"/>
                 <w:szCs w:val="17"/>
               </w:rPr>
-              <w:t xml:space="preserve">donner le périphérique (--list) ou le dossier où la clé est montée</w:t>
+              <w:t xml:space="preserve">vérifier que c'est bien la clé, puis --allow-non-removable</w:t>
             </w:r>
           </w:p>
         </w:tc>
@@ -20464,7 +20492,7 @@
                 <w:sz w:val="17"/>
                 <w:szCs w:val="17"/>
               </w:rPr>
-              <w:t xml:space="preserve">no terminal to confirm</w:t>
+              <w:t xml:space="preserve">… is a folder, not a mount point</w:t>
             </w:r>
           </w:p>
         </w:tc>
@@ -20496,7 +20524,7 @@
                 <w:sz w:val="17"/>
                 <w:szCs w:val="17"/>
               </w:rPr>
-              <w:t xml:space="preserve">lancé sans terminal (script, cron)</w:t>
+              <w:t xml:space="preserve">dossier qui n'est pas le point de montage d'une clé</w:t>
             </w:r>
           </w:p>
         </w:tc>
@@ -20528,7 +20556,7 @@
                 <w:sz w:val="17"/>
                 <w:szCs w:val="17"/>
               </w:rPr>
-              <w:t xml:space="preserve">ajouter --yes</w:t>
+              <w:t xml:space="preserve">donner le périphérique (--list) ou le dossier où la clé est montée</w:t>
             </w:r>
           </w:p>
         </w:tc>
@@ -20566,7 +20594,7 @@
                 <w:sz w:val="17"/>
                 <w:szCs w:val="17"/>
               </w:rPr>
-              <w:t xml:space="preserve">ANNOVAR database missing or still compressed</w:t>
+              <w:t xml:space="preserve">no terminal to confirm</w:t>
             </w:r>
           </w:p>
         </w:tc>
@@ -20599,7 +20627,7 @@
                 <w:sz w:val="17"/>
                 <w:szCs w:val="17"/>
               </w:rPr>
-              <w:t xml:space="preserve">base ANNOVAR absente ou encore compressée</w:t>
+              <w:t xml:space="preserve">lancé sans terminal (script, cron)</w:t>
             </w:r>
           </w:p>
         </w:tc>
@@ -20632,7 +20660,7 @@
                 <w:sz w:val="17"/>
                 <w:szCs w:val="17"/>
               </w:rPr>
-              <w:t xml:space="preserve">décompresser les bases ou utiliser --no-annovar</w:t>
+              <w:t xml:space="preserve">ajouter --yes</w:t>
             </w:r>
           </w:p>
         </w:tc>
@@ -20663,13 +20691,13 @@
             </w:pPr>
             <w:r>
               <w:rPr>
-                <w:rFonts w:ascii="Arial" w:cs="Arial" w:eastAsia="Arial" w:hAnsi="Arial"/>
-                <w:b w:val="false"/>
-                <w:bCs w:val="false"/>
-                <w:sz w:val="17"/>
-                <w:szCs w:val="17"/>
-              </w:rPr>
-              <w:t xml:space="preserve">run.sh --check : ✘ usable container engine</w:t>
+                <w:rFonts w:ascii="Consolas" w:cs="Consolas" w:eastAsia="Consolas" w:hAnsi="Consolas"/>
+                <w:b w:val="false"/>
+                <w:bCs w:val="false"/>
+                <w:sz w:val="17"/>
+                <w:szCs w:val="17"/>
+              </w:rPr>
+              <w:t xml:space="preserve">ANNOVAR database missing or still compressed</w:t>
             </w:r>
           </w:p>
         </w:tc>
@@ -20701,7 +20729,7 @@
                 <w:sz w:val="17"/>
                 <w:szCs w:val="17"/>
               </w:rPr>
-              <w:t xml:space="preserve">ni Apptainer ni Docker sur l'hôte</w:t>
+              <w:t xml:space="preserve">base ANNOVAR absente ou encore compressée</w:t>
             </w:r>
           </w:p>
         </w:tc>
@@ -20733,7 +20761,7 @@
                 <w:sz w:val="17"/>
                 <w:szCs w:val="17"/>
               </w:rPr>
-              <w:t xml:space="preserve">installer l'un des deux ; forcer avec RCNS_ENGINE si besoin</w:t>
+              <w:t xml:space="preserve">décompresser les bases ou utiliser --no-annovar</w:t>
             </w:r>
           </w:p>
         </w:tc>
@@ -20765,13 +20793,13 @@
             </w:pPr>
             <w:r>
               <w:rPr>
-                <w:rFonts w:ascii="Consolas" w:cs="Consolas" w:eastAsia="Consolas" w:hAnsi="Consolas"/>
-                <w:b w:val="false"/>
-                <w:bCs w:val="false"/>
-                <w:sz w:val="17"/>
-                <w:szCs w:val="17"/>
-              </w:rPr>
-              <w:t xml:space="preserve">no MM:Z: tag in the FASTQ headers</w:t>
+                <w:rFonts w:ascii="Arial" w:cs="Arial" w:eastAsia="Arial" w:hAnsi="Arial"/>
+                <w:b w:val="false"/>
+                <w:bCs w:val="false"/>
+                <w:sz w:val="17"/>
+                <w:szCs w:val="17"/>
+              </w:rPr>
+              <w:t xml:space="preserve">run.sh --check : ✘ usable container engine</w:t>
             </w:r>
           </w:p>
         </w:tc>
@@ -20804,7 +20832,7 @@
                 <w:sz w:val="17"/>
                 <w:szCs w:val="17"/>
               </w:rPr>
-              <w:t xml:space="preserve">FASTQ sans méthylation</w:t>
+              <w:t xml:space="preserve">ni Apptainer ni Docker sur l'hôte</w:t>
             </w:r>
           </w:p>
         </w:tc>
@@ -20837,7 +20865,7 @@
                 <w:sz w:val="17"/>
                 <w:szCs w:val="17"/>
               </w:rPr>
-              <w:t xml:space="preserve">repartir des POD5 ou du BAM non aligné</w:t>
+              <w:t xml:space="preserve">installer l'un des deux ; forcer avec RCNS_ENGINE si besoin</w:t>
             </w:r>
           </w:p>
         </w:tc>
@@ -20874,6 +20902,108 @@
                 <w:sz w:val="17"/>
                 <w:szCs w:val="17"/>
               </w:rPr>
+              <w:t xml:space="preserve">no MM:Z: tag in the FASTQ headers</w:t>
+            </w:r>
+          </w:p>
+        </w:tc>
+        <w:tc>
+          <w:tcPr>
+            <w:tcW w:type="dxa" w:w="3000"/>
+            <w:tcBorders>
+              <w:top w:val="single" w:color="BFBFBF" w:sz="4"/>
+              <w:left w:val="single" w:color="BFBFBF" w:sz="4"/>
+              <w:bottom w:val="single" w:color="BFBFBF" w:sz="4"/>
+              <w:right w:val="single" w:color="BFBFBF" w:sz="4"/>
+            </w:tcBorders>
+            <w:tcMar>
+              <w:top w:type="dxa" w:w="60"/>
+              <w:left w:type="dxa" w:w="100"/>
+              <w:bottom w:type="dxa" w:w="60"/>
+              <w:right w:type="dxa" w:w="100"/>
+            </w:tcMar>
+          </w:tcPr>
+          <w:p>
+            <w:pPr>
+              <w:spacing w:after="0" w:line="252"/>
+            </w:pPr>
+            <w:r>
+              <w:rPr>
+                <w:rFonts w:ascii="Arial" w:cs="Arial" w:eastAsia="Arial" w:hAnsi="Arial"/>
+                <w:b w:val="false"/>
+                <w:bCs w:val="false"/>
+                <w:sz w:val="17"/>
+                <w:szCs w:val="17"/>
+              </w:rPr>
+              <w:t xml:space="preserve">FASTQ sans méthylation</w:t>
+            </w:r>
+          </w:p>
+        </w:tc>
+        <w:tc>
+          <w:tcPr>
+            <w:tcW w:type="dxa" w:w="3338"/>
+            <w:tcBorders>
+              <w:top w:val="single" w:color="BFBFBF" w:sz="4"/>
+              <w:left w:val="single" w:color="BFBFBF" w:sz="4"/>
+              <w:bottom w:val="single" w:color="BFBFBF" w:sz="4"/>
+              <w:right w:val="single" w:color="BFBFBF" w:sz="4"/>
+            </w:tcBorders>
+            <w:tcMar>
+              <w:top w:type="dxa" w:w="60"/>
+              <w:left w:type="dxa" w:w="100"/>
+              <w:bottom w:type="dxa" w:w="60"/>
+              <w:right w:type="dxa" w:w="100"/>
+            </w:tcMar>
+          </w:tcPr>
+          <w:p>
+            <w:pPr>
+              <w:spacing w:after="0" w:line="252"/>
+            </w:pPr>
+            <w:r>
+              <w:rPr>
+                <w:rFonts w:ascii="Arial" w:cs="Arial" w:eastAsia="Arial" w:hAnsi="Arial"/>
+                <w:b w:val="false"/>
+                <w:bCs w:val="false"/>
+                <w:sz w:val="17"/>
+                <w:szCs w:val="17"/>
+              </w:rPr>
+              <w:t xml:space="preserve">repartir des POD5 ou du BAM non aligné</w:t>
+            </w:r>
+          </w:p>
+        </w:tc>
+      </w:tr>
+      <w:tr>
+        <w:trPr>
+          <w:cantSplit/>
+        </w:trPr>
+        <w:tc>
+          <w:tcPr>
+            <w:tcW w:type="dxa" w:w="3300"/>
+            <w:tcBorders>
+              <w:top w:val="single" w:color="BFBFBF" w:sz="4"/>
+              <w:left w:val="single" w:color="BFBFBF" w:sz="4"/>
+              <w:bottom w:val="single" w:color="BFBFBF" w:sz="4"/>
+              <w:right w:val="single" w:color="BFBFBF" w:sz="4"/>
+            </w:tcBorders>
+            <w:shd w:fill="F5F7FA" w:color="auto" w:val="clear"/>
+            <w:tcMar>
+              <w:top w:type="dxa" w:w="60"/>
+              <w:left w:type="dxa" w:w="100"/>
+              <w:bottom w:type="dxa" w:w="60"/>
+              <w:right w:type="dxa" w:w="100"/>
+            </w:tcMar>
+          </w:tcPr>
+          <w:p>
+            <w:pPr>
+              <w:spacing w:after="0" w:line="252"/>
+            </w:pPr>
+            <w:r>
+              <w:rPr>
+                <w:rFonts w:ascii="Consolas" w:cs="Consolas" w:eastAsia="Consolas" w:hAnsi="Consolas"/>
+                <w:b w:val="false"/>
+                <w:bCs w:val="false"/>
+                <w:sz w:val="17"/>
+                <w:szCs w:val="17"/>
+              </w:rPr>
               <w:t xml:space="preserve">contig 'chr7' missing</w:t>
             </w:r>
           </w:p>
@@ -20887,6 +21017,7 @@
               <w:bottom w:val="single" w:color="BFBFBF" w:sz="4"/>
               <w:right w:val="single" w:color="BFBFBF" w:sz="4"/>
             </w:tcBorders>
+            <w:shd w:fill="F5F7FA" w:color="auto" w:val="clear"/>
             <w:tcMar>
               <w:top w:type="dxa" w:w="60"/>
               <w:left w:type="dxa" w:w="100"/>
@@ -20919,6 +21050,7 @@
               <w:bottom w:val="single" w:color="BFBFBF" w:sz="4"/>
               <w:right w:val="single" w:color="BFBFBF" w:sz="4"/>
             </w:tcBorders>
+            <w:shd w:fill="F5F7FA" w:color="auto" w:val="clear"/>
             <w:tcMar>
               <w:top w:type="dxa" w:w="60"/>
               <w:left w:type="dxa" w:w="100"/>
@@ -32602,6 +32734,57 @@
           <w:szCs w:val="13"/>
         </w:rPr>
         <w:t xml:space="preserve">export NXF_DISABLE_CHECK_LATEST=true</w:t>
+      </w:r>
+    </w:p>
+    <w:p>
+      <w:pPr>
+        <w:keepNext w:val="false"/>
+        <w:keepLines/>
+        <w:shd w:fill="F2F2F2" w:color="auto" w:val="clear"/>
+        <w:spacing w:after="0" w:before="0" w:line="200"/>
+        <w:ind w:left="0"/>
+      </w:pPr>
+      <w:r>
+        <w:rPr>
+          <w:rFonts w:ascii="Consolas" w:cs="Consolas" w:eastAsia="Consolas" w:hAnsi="Consolas"/>
+          <w:sz w:val="13"/>
+          <w:szCs w:val="13"/>
+        </w:rPr>
+        <w:t xml:space="preserve"># Nextflow &gt;= 26.04 uses the strict syntax by default, not yet followed by Rapid-CNS2_nf 3.0:</w:t>
+      </w:r>
+    </w:p>
+    <w:p>
+      <w:pPr>
+        <w:keepNext w:val="false"/>
+        <w:keepLines/>
+        <w:shd w:fill="F2F2F2" w:color="auto" w:val="clear"/>
+        <w:spacing w:after="0" w:before="0" w:line="200"/>
+        <w:ind w:left="0"/>
+      </w:pPr>
+      <w:r>
+        <w:rPr>
+          <w:rFonts w:ascii="Consolas" w:cs="Consolas" w:eastAsia="Consolas" w:hAnsi="Consolas"/>
+          <w:sz w:val="13"/>
+          <w:szCs w:val="13"/>
+        </w:rPr>
+        <w:t xml:space="preserve"># legacy parser unless already set (NXF_SYNTAX_PARSER=v2 once the pipeline is migrated)</w:t>
+      </w:r>
+    </w:p>
+    <w:p>
+      <w:pPr>
+        <w:keepNext w:val="false"/>
+        <w:keepLines/>
+        <w:shd w:fill="F2F2F2" w:color="auto" w:val="clear"/>
+        <w:spacing w:after="0" w:before="0" w:line="200"/>
+        <w:ind w:left="0"/>
+      </w:pPr>
+      <w:r>
+        <w:rPr>
+          <w:rFonts w:ascii="Consolas" w:cs="Consolas" w:eastAsia="Consolas" w:hAnsi="Consolas"/>
+          <w:sz w:val="13"/>
+          <w:szCs w:val="13"/>
+        </w:rPr>
+        <w:t xml:space="preserve">export NXF_SYNTAX_PARSER="\${NXF_SYNTAX_PARSER:-v1}"</w:t>
       </w:r>
     </w:p>
     <w:p>

--- a/trunk/docs/NanoPoreSeq_guide_utilisateur_FR.docx
+++ b/trunk/docs/NanoPoreSeq_guide_utilisateur_FR.docx
@@ -6068,7 +6068,7 @@
           <w:sz w:val="21"/>
           <w:szCs w:val="21"/>
         </w:rPr>
-        <w:t xml:space="preserve">Ouvrir l'interface Rapid-CNS2, choisir le dossier de cohorte et l'échantillon, vérifier les chemins et les options, puis « Run ». « Copy command » donne la commande équivalente pour un terminal.</w:t>
+        <w:t xml:space="preserve">Ouvrir l'interface Rapid-CNS2, choisir le dossier de cohorte et l'échantillon, vérifier les chemins et les options, puis « Run ». « Copy command » donne la commande équivalente pour un terminal. L'interface monte automatiquement les dossiers AnnotSV et ANNOVAR dans les conteneurs (--containerBindPaths) ; RCNS_BINDPATHS permet d'en ajouter d'autres, séparés par des virgules.</w:t>
       </w:r>
     </w:p>
     <w:p>
@@ -20082,7 +20082,7 @@
                 <w:sz w:val="17"/>
                 <w:szCs w:val="17"/>
               </w:rPr>
-              <w:t xml:space="preserve">Config parsing failed / Unexpected input: 'java'</w:t>
+              <w:t xml:space="preserve">AnnotSV needs … an existing path of the annotations directory</w:t>
             </w:r>
           </w:p>
         </w:tc>
@@ -20114,7 +20114,7 @@
                 <w:sz w:val="17"/>
                 <w:szCs w:val="17"/>
               </w:rPr>
-              <w:t xml:space="preserve">Nextflow ≥ 26.04 : syntaxe stricte, pas encore suivie par Rapid-CNS2_nf 3.0</w:t>
+              <w:t xml:space="preserve">dossier d'annotations non monté dans le conteneur Docker</w:t>
             </w:r>
           </w:p>
         </w:tc>
@@ -20146,7 +20146,7 @@
                 <w:sz w:val="17"/>
                 <w:szCs w:val="17"/>
               </w:rPr>
-              <w:t xml:space="preserve">export NXF_SYNTAX_PARSER=v1 (automatique dans l'interface et sur la clé)</w:t>
+              <w:t xml:space="preserve">interface à jour (montage automatique) ; en ligne de commande : --containerBindPaths dossier_AnnotSV,dossier_ANNOVAR</w:t>
             </w:r>
           </w:p>
         </w:tc>
@@ -20184,7 +20184,7 @@
                 <w:sz w:val="17"/>
                 <w:szCs w:val="17"/>
               </w:rPr>
-              <w:t xml:space="preserve">the stick is formatted as '…'</w:t>
+              <w:t xml:space="preserve">Config parsing failed / Unexpected input: 'java'</w:t>
             </w:r>
           </w:p>
         </w:tc>
@@ -20217,7 +20217,7 @@
                 <w:sz w:val="17"/>
                 <w:szCs w:val="17"/>
               </w:rPr>
-              <w:t xml:space="preserve">clé en FAT32 ou exFAT</w:t>
+              <w:t xml:space="preserve">Nextflow ≥ 26.04 : syntaxe stricte, pas encore suivie par Rapid-CNS2_nf 3.0</w:t>
             </w:r>
           </w:p>
         </w:tc>
@@ -20250,7 +20250,7 @@
                 <w:sz w:val="17"/>
                 <w:szCs w:val="17"/>
               </w:rPr>
-              <w:t xml:space="preserve">reformater en ext4 (section 6.8)</w:t>
+              <w:t xml:space="preserve">export NXF_SYNTAX_PARSER=v1 (automatique dans l'interface et sur la clé)</w:t>
             </w:r>
           </w:p>
         </w:tc>
@@ -20287,7 +20287,7 @@
                 <w:sz w:val="17"/>
                 <w:szCs w:val="17"/>
               </w:rPr>
-              <w:t xml:space="preserve">… is mounted on '…': … is used by the system</w:t>
+              <w:t xml:space="preserve">the stick is formatted as '…'</w:t>
             </w:r>
           </w:p>
         </w:tc>
@@ -20319,7 +20319,7 @@
                 <w:sz w:val="17"/>
                 <w:szCs w:val="17"/>
               </w:rPr>
-              <w:t xml:space="preserve">disque système ou partition montée hors de /media</w:t>
+              <w:t xml:space="preserve">clé en FAT32 ou exFAT</w:t>
             </w:r>
           </w:p>
         </w:tc>
@@ -20351,7 +20351,7 @@
                 <w:sz w:val="17"/>
                 <w:szCs w:val="17"/>
               </w:rPr>
-              <w:t xml:space="preserve">vérifier le nom avec --list ; démonter la clé si elle est montée ailleurs</w:t>
+              <w:t xml:space="preserve">reformater en ext4 (section 6.8)</w:t>
             </w:r>
           </w:p>
         </w:tc>
@@ -20389,7 +20389,7 @@
                 <w:sz w:val="17"/>
                 <w:szCs w:val="17"/>
               </w:rPr>
-              <w:t xml:space="preserve">… is neither USB nor removable</w:t>
+              <w:t xml:space="preserve">… is mounted on '…': … is used by the system</w:t>
             </w:r>
           </w:p>
         </w:tc>
@@ -20422,7 +20422,7 @@
                 <w:sz w:val="17"/>
                 <w:szCs w:val="17"/>
               </w:rPr>
-              <w:t xml:space="preserve">boîtier non signalé comme amovible</w:t>
+              <w:t xml:space="preserve">disque système ou partition montée hors de /media</w:t>
             </w:r>
           </w:p>
         </w:tc>
@@ -20455,7 +20455,7 @@
                 <w:sz w:val="17"/>
                 <w:szCs w:val="17"/>
               </w:rPr>
-              <w:t xml:space="preserve">vérifier que c'est bien la clé, puis --allow-non-removable</w:t>
+              <w:t xml:space="preserve">vérifier le nom avec --list ; démonter la clé si elle est montée ailleurs</w:t>
             </w:r>
           </w:p>
         </w:tc>
@@ -20492,7 +20492,7 @@
                 <w:sz w:val="17"/>
                 <w:szCs w:val="17"/>
               </w:rPr>
-              <w:t xml:space="preserve">… is a folder, not a mount point</w:t>
+              <w:t xml:space="preserve">… is neither USB nor removable</w:t>
             </w:r>
           </w:p>
         </w:tc>
@@ -20524,7 +20524,7 @@
                 <w:sz w:val="17"/>
                 <w:szCs w:val="17"/>
               </w:rPr>
-              <w:t xml:space="preserve">dossier qui n'est pas le point de montage d'une clé</w:t>
+              <w:t xml:space="preserve">boîtier non signalé comme amovible</w:t>
             </w:r>
           </w:p>
         </w:tc>
@@ -20556,7 +20556,7 @@
                 <w:sz w:val="17"/>
                 <w:szCs w:val="17"/>
               </w:rPr>
-              <w:t xml:space="preserve">donner le périphérique (--list) ou le dossier où la clé est montée</w:t>
+              <w:t xml:space="preserve">vérifier que c'est bien la clé, puis --allow-non-removable</w:t>
             </w:r>
           </w:p>
         </w:tc>
@@ -20594,7 +20594,7 @@
                 <w:sz w:val="17"/>
                 <w:szCs w:val="17"/>
               </w:rPr>
-              <w:t xml:space="preserve">no terminal to confirm</w:t>
+              <w:t xml:space="preserve">… is a folder, not a mount point</w:t>
             </w:r>
           </w:p>
         </w:tc>
@@ -20627,7 +20627,7 @@
                 <w:sz w:val="17"/>
                 <w:szCs w:val="17"/>
               </w:rPr>
-              <w:t xml:space="preserve">lancé sans terminal (script, cron)</w:t>
+              <w:t xml:space="preserve">dossier qui n'est pas le point de montage d'une clé</w:t>
             </w:r>
           </w:p>
         </w:tc>
@@ -20660,7 +20660,7 @@
                 <w:sz w:val="17"/>
                 <w:szCs w:val="17"/>
               </w:rPr>
-              <w:t xml:space="preserve">ajouter --yes</w:t>
+              <w:t xml:space="preserve">donner le périphérique (--list) ou le dossier où la clé est montée</w:t>
             </w:r>
           </w:p>
         </w:tc>
@@ -20697,7 +20697,7 @@
                 <w:sz w:val="17"/>
                 <w:szCs w:val="17"/>
               </w:rPr>
-              <w:t xml:space="preserve">ANNOVAR database missing or still compressed</w:t>
+              <w:t xml:space="preserve">no terminal to confirm</w:t>
             </w:r>
           </w:p>
         </w:tc>
@@ -20729,7 +20729,7 @@
                 <w:sz w:val="17"/>
                 <w:szCs w:val="17"/>
               </w:rPr>
-              <w:t xml:space="preserve">base ANNOVAR absente ou encore compressée</w:t>
+              <w:t xml:space="preserve">lancé sans terminal (script, cron)</w:t>
             </w:r>
           </w:p>
         </w:tc>
@@ -20761,7 +20761,7 @@
                 <w:sz w:val="17"/>
                 <w:szCs w:val="17"/>
               </w:rPr>
-              <w:t xml:space="preserve">décompresser les bases ou utiliser --no-annovar</w:t>
+              <w:t xml:space="preserve">ajouter --yes</w:t>
             </w:r>
           </w:p>
         </w:tc>
@@ -20793,13 +20793,13 @@
             </w:pPr>
             <w:r>
               <w:rPr>
-                <w:rFonts w:ascii="Arial" w:cs="Arial" w:eastAsia="Arial" w:hAnsi="Arial"/>
-                <w:b w:val="false"/>
-                <w:bCs w:val="false"/>
-                <w:sz w:val="17"/>
-                <w:szCs w:val="17"/>
-              </w:rPr>
-              <w:t xml:space="preserve">run.sh --check : ✘ usable container engine</w:t>
+                <w:rFonts w:ascii="Consolas" w:cs="Consolas" w:eastAsia="Consolas" w:hAnsi="Consolas"/>
+                <w:b w:val="false"/>
+                <w:bCs w:val="false"/>
+                <w:sz w:val="17"/>
+                <w:szCs w:val="17"/>
+              </w:rPr>
+              <w:t xml:space="preserve">ANNOVAR database missing or still compressed</w:t>
             </w:r>
           </w:p>
         </w:tc>
@@ -20832,7 +20832,7 @@
                 <w:sz w:val="17"/>
                 <w:szCs w:val="17"/>
               </w:rPr>
-              <w:t xml:space="preserve">ni Apptainer ni Docker sur l'hôte</w:t>
+              <w:t xml:space="preserve">base ANNOVAR absente ou encore compressée</w:t>
             </w:r>
           </w:p>
         </w:tc>
@@ -20865,7 +20865,7 @@
                 <w:sz w:val="17"/>
                 <w:szCs w:val="17"/>
               </w:rPr>
-              <w:t xml:space="preserve">installer l'un des deux ; forcer avec RCNS_ENGINE si besoin</w:t>
+              <w:t xml:space="preserve">décompresser les bases ou utiliser --no-annovar</w:t>
             </w:r>
           </w:p>
         </w:tc>
@@ -20896,13 +20896,13 @@
             </w:pPr>
             <w:r>
               <w:rPr>
-                <w:rFonts w:ascii="Consolas" w:cs="Consolas" w:eastAsia="Consolas" w:hAnsi="Consolas"/>
-                <w:b w:val="false"/>
-                <w:bCs w:val="false"/>
-                <w:sz w:val="17"/>
-                <w:szCs w:val="17"/>
-              </w:rPr>
-              <w:t xml:space="preserve">no MM:Z: tag in the FASTQ headers</w:t>
+                <w:rFonts w:ascii="Arial" w:cs="Arial" w:eastAsia="Arial" w:hAnsi="Arial"/>
+                <w:b w:val="false"/>
+                <w:bCs w:val="false"/>
+                <w:sz w:val="17"/>
+                <w:szCs w:val="17"/>
+              </w:rPr>
+              <w:t xml:space="preserve">run.sh --check : ✘ usable container engine</w:t>
             </w:r>
           </w:p>
         </w:tc>
@@ -20934,7 +20934,7 @@
                 <w:sz w:val="17"/>
                 <w:szCs w:val="17"/>
               </w:rPr>
-              <w:t xml:space="preserve">FASTQ sans méthylation</w:t>
+              <w:t xml:space="preserve">ni Apptainer ni Docker sur l'hôte</w:t>
             </w:r>
           </w:p>
         </w:tc>
@@ -20966,7 +20966,7 @@
                 <w:sz w:val="17"/>
                 <w:szCs w:val="17"/>
               </w:rPr>
-              <w:t xml:space="preserve">repartir des POD5 ou du BAM non aligné</w:t>
+              <w:t xml:space="preserve">installer l'un des deux ; forcer avec RCNS_ENGINE si besoin</w:t>
             </w:r>
           </w:p>
         </w:tc>
@@ -21004,6 +21004,109 @@
                 <w:sz w:val="17"/>
                 <w:szCs w:val="17"/>
               </w:rPr>
+              <w:t xml:space="preserve">no MM:Z: tag in the FASTQ headers</w:t>
+            </w:r>
+          </w:p>
+        </w:tc>
+        <w:tc>
+          <w:tcPr>
+            <w:tcW w:type="dxa" w:w="3000"/>
+            <w:tcBorders>
+              <w:top w:val="single" w:color="BFBFBF" w:sz="4"/>
+              <w:left w:val="single" w:color="BFBFBF" w:sz="4"/>
+              <w:bottom w:val="single" w:color="BFBFBF" w:sz="4"/>
+              <w:right w:val="single" w:color="BFBFBF" w:sz="4"/>
+            </w:tcBorders>
+            <w:shd w:fill="F5F7FA" w:color="auto" w:val="clear"/>
+            <w:tcMar>
+              <w:top w:type="dxa" w:w="60"/>
+              <w:left w:type="dxa" w:w="100"/>
+              <w:bottom w:type="dxa" w:w="60"/>
+              <w:right w:type="dxa" w:w="100"/>
+            </w:tcMar>
+          </w:tcPr>
+          <w:p>
+            <w:pPr>
+              <w:spacing w:after="0" w:line="252"/>
+            </w:pPr>
+            <w:r>
+              <w:rPr>
+                <w:rFonts w:ascii="Arial" w:cs="Arial" w:eastAsia="Arial" w:hAnsi="Arial"/>
+                <w:b w:val="false"/>
+                <w:bCs w:val="false"/>
+                <w:sz w:val="17"/>
+                <w:szCs w:val="17"/>
+              </w:rPr>
+              <w:t xml:space="preserve">FASTQ sans méthylation</w:t>
+            </w:r>
+          </w:p>
+        </w:tc>
+        <w:tc>
+          <w:tcPr>
+            <w:tcW w:type="dxa" w:w="3338"/>
+            <w:tcBorders>
+              <w:top w:val="single" w:color="BFBFBF" w:sz="4"/>
+              <w:left w:val="single" w:color="BFBFBF" w:sz="4"/>
+              <w:bottom w:val="single" w:color="BFBFBF" w:sz="4"/>
+              <w:right w:val="single" w:color="BFBFBF" w:sz="4"/>
+            </w:tcBorders>
+            <w:shd w:fill="F5F7FA" w:color="auto" w:val="clear"/>
+            <w:tcMar>
+              <w:top w:type="dxa" w:w="60"/>
+              <w:left w:type="dxa" w:w="100"/>
+              <w:bottom w:type="dxa" w:w="60"/>
+              <w:right w:type="dxa" w:w="100"/>
+            </w:tcMar>
+          </w:tcPr>
+          <w:p>
+            <w:pPr>
+              <w:spacing w:after="0" w:line="252"/>
+            </w:pPr>
+            <w:r>
+              <w:rPr>
+                <w:rFonts w:ascii="Arial" w:cs="Arial" w:eastAsia="Arial" w:hAnsi="Arial"/>
+                <w:b w:val="false"/>
+                <w:bCs w:val="false"/>
+                <w:sz w:val="17"/>
+                <w:szCs w:val="17"/>
+              </w:rPr>
+              <w:t xml:space="preserve">repartir des POD5 ou du BAM non aligné</w:t>
+            </w:r>
+          </w:p>
+        </w:tc>
+      </w:tr>
+      <w:tr>
+        <w:trPr>
+          <w:cantSplit/>
+        </w:trPr>
+        <w:tc>
+          <w:tcPr>
+            <w:tcW w:type="dxa" w:w="3300"/>
+            <w:tcBorders>
+              <w:top w:val="single" w:color="BFBFBF" w:sz="4"/>
+              <w:left w:val="single" w:color="BFBFBF" w:sz="4"/>
+              <w:bottom w:val="single" w:color="BFBFBF" w:sz="4"/>
+              <w:right w:val="single" w:color="BFBFBF" w:sz="4"/>
+            </w:tcBorders>
+            <w:tcMar>
+              <w:top w:type="dxa" w:w="60"/>
+              <w:left w:type="dxa" w:w="100"/>
+              <w:bottom w:type="dxa" w:w="60"/>
+              <w:right w:type="dxa" w:w="100"/>
+            </w:tcMar>
+          </w:tcPr>
+          <w:p>
+            <w:pPr>
+              <w:spacing w:after="0" w:line="252"/>
+            </w:pPr>
+            <w:r>
+              <w:rPr>
+                <w:rFonts w:ascii="Consolas" w:cs="Consolas" w:eastAsia="Consolas" w:hAnsi="Consolas"/>
+                <w:b w:val="false"/>
+                <w:bCs w:val="false"/>
+                <w:sz w:val="17"/>
+                <w:szCs w:val="17"/>
+              </w:rPr>
               <w:t xml:space="preserve">contig 'chr7' missing</w:t>
             </w:r>
           </w:p>
@@ -21017,7 +21120,6 @@
               <w:bottom w:val="single" w:color="BFBFBF" w:sz="4"/>
               <w:right w:val="single" w:color="BFBFBF" w:sz="4"/>
             </w:tcBorders>
-            <w:shd w:fill="F5F7FA" w:color="auto" w:val="clear"/>
             <w:tcMar>
               <w:top w:type="dxa" w:w="60"/>
               <w:left w:type="dxa" w:w="100"/>
@@ -21050,7 +21152,6 @@
               <w:bottom w:val="single" w:color="BFBFBF" w:sz="4"/>
               <w:right w:val="single" w:color="BFBFBF" w:sz="4"/>
             </w:tcBorders>
-            <w:shd w:fill="F5F7FA" w:color="auto" w:val="clear"/>
             <w:tcMar>
               <w:top w:type="dxa" w:w="60"/>
               <w:left w:type="dxa" w:w="100"/>

--- a/trunk/docs/NanoPoreSeq_guide_utilisateur_FR.docx
+++ b/trunk/docs/NanoPoreSeq_guide_utilisateur_FR.docx
@@ -5981,7 +5981,7 @@
           <w:sz w:val="21"/>
           <w:szCs w:val="21"/>
         </w:rPr>
-        <w:t xml:space="preserve">Dans le dossier de lancement, créer custom.config pour ignorer les étapes qui échouent normalement sur des BAM simulés (pas de variant de structure, pas de SNP hétérozygote). À retirer pour des données réelles.</w:t>
+        <w:t xml:space="preserve">Données simulées : l'interface coche d'elle-même la case « Simulated BAM » quand l'en-tête du BAM porte la mention « SIMULATED DATA » écrite par le simulateur. Elle écrit alors .rapidcns2_simulated.config dans le dossier de lancement et l'ajoute à la commande : les échecs d'AnnotSV (aucun variant de structure, donc pas de table) et de SAVANA CNA sont ignorés, sans effet sur le rapport. Décocher la case pour des données réelles. En ligne de commande, le même effet s'obtient avec ce fichier passé par -c :</w:t>
       </w:r>
     </w:p>
     <w:p>
@@ -20082,7 +20082,7 @@
                 <w:sz w:val="17"/>
                 <w:szCs w:val="17"/>
               </w:rPr>
-              <w:t xml:space="preserve">AnnotSV needs … an existing path of the annotations directory</w:t>
+              <w:t xml:space="preserve">Missing output file(s) `…_annotsv.tsv` expected by process `annotSv…`</w:t>
             </w:r>
           </w:p>
         </w:tc>
@@ -20114,7 +20114,7 @@
                 <w:sz w:val="17"/>
                 <w:szCs w:val="17"/>
               </w:rPr>
-              <w:t xml:space="preserve">dossier d'annotations non monté dans le conteneur Docker</w:t>
+              <w:t xml:space="preserve">BAM simulé : aucun variant de structure, AnnotSV n'écrit pas de table</w:t>
             </w:r>
           </w:p>
         </w:tc>
@@ -20146,7 +20146,7 @@
                 <w:sz w:val="17"/>
                 <w:szCs w:val="17"/>
               </w:rPr>
-              <w:t xml:space="preserve">interface à jour (montage automatique) ; en ligne de commande : --containerBindPaths dossier_AnnotSV,dossier_ANNOVAR</w:t>
+              <w:t xml:space="preserve">cocher « Simulated BAM » dans l'interface (automatique pour nos BAM), ou -c avec le fichier de la section 6.6</w:t>
             </w:r>
           </w:p>
         </w:tc>
@@ -20184,7 +20184,7 @@
                 <w:sz w:val="17"/>
                 <w:szCs w:val="17"/>
               </w:rPr>
-              <w:t xml:space="preserve">Config parsing failed / Unexpected input: 'java'</w:t>
+              <w:t xml:space="preserve">AnnotSV needs … an existing path of the annotations directory</w:t>
             </w:r>
           </w:p>
         </w:tc>
@@ -20217,7 +20217,7 @@
                 <w:sz w:val="17"/>
                 <w:szCs w:val="17"/>
               </w:rPr>
-              <w:t xml:space="preserve">Nextflow ≥ 26.04 : syntaxe stricte, pas encore suivie par Rapid-CNS2_nf 3.0</w:t>
+              <w:t xml:space="preserve">dossier d'annotations non monté dans le conteneur Docker</w:t>
             </w:r>
           </w:p>
         </w:tc>
@@ -20250,7 +20250,7 @@
                 <w:sz w:val="17"/>
                 <w:szCs w:val="17"/>
               </w:rPr>
-              <w:t xml:space="preserve">export NXF_SYNTAX_PARSER=v1 (automatique dans l'interface et sur la clé)</w:t>
+              <w:t xml:space="preserve">interface à jour (montage automatique) ; en ligne de commande : --containerBindPaths dossier_AnnotSV,dossier_ANNOVAR</w:t>
             </w:r>
           </w:p>
         </w:tc>
@@ -20287,7 +20287,7 @@
                 <w:sz w:val="17"/>
                 <w:szCs w:val="17"/>
               </w:rPr>
-              <w:t xml:space="preserve">the stick is formatted as '…'</w:t>
+              <w:t xml:space="preserve">Config parsing failed / Unexpected input: 'java'</w:t>
             </w:r>
           </w:p>
         </w:tc>
@@ -20319,7 +20319,7 @@
                 <w:sz w:val="17"/>
                 <w:szCs w:val="17"/>
               </w:rPr>
-              <w:t xml:space="preserve">clé en FAT32 ou exFAT</w:t>
+              <w:t xml:space="preserve">Nextflow ≥ 26.04 : syntaxe stricte, pas encore suivie par Rapid-CNS2_nf 3.0</w:t>
             </w:r>
           </w:p>
         </w:tc>
@@ -20351,7 +20351,7 @@
                 <w:sz w:val="17"/>
                 <w:szCs w:val="17"/>
               </w:rPr>
-              <w:t xml:space="preserve">reformater en ext4 (section 6.8)</w:t>
+              <w:t xml:space="preserve">export NXF_SYNTAX_PARSER=v1 (automatique dans l'interface et sur la clé)</w:t>
             </w:r>
           </w:p>
         </w:tc>
@@ -20389,7 +20389,7 @@
                 <w:sz w:val="17"/>
                 <w:szCs w:val="17"/>
               </w:rPr>
-              <w:t xml:space="preserve">… is mounted on '…': … is used by the system</w:t>
+              <w:t xml:space="preserve">the stick is formatted as '…'</w:t>
             </w:r>
           </w:p>
         </w:tc>
@@ -20422,7 +20422,7 @@
                 <w:sz w:val="17"/>
                 <w:szCs w:val="17"/>
               </w:rPr>
-              <w:t xml:space="preserve">disque système ou partition montée hors de /media</w:t>
+              <w:t xml:space="preserve">clé en FAT32 ou exFAT</w:t>
             </w:r>
           </w:p>
         </w:tc>
@@ -20455,7 +20455,7 @@
                 <w:sz w:val="17"/>
                 <w:szCs w:val="17"/>
               </w:rPr>
-              <w:t xml:space="preserve">vérifier le nom avec --list ; démonter la clé si elle est montée ailleurs</w:t>
+              <w:t xml:space="preserve">reformater en ext4 (section 6.8)</w:t>
             </w:r>
           </w:p>
         </w:tc>
@@ -20492,7 +20492,7 @@
                 <w:sz w:val="17"/>
                 <w:szCs w:val="17"/>
               </w:rPr>
-              <w:t xml:space="preserve">… is neither USB nor removable</w:t>
+              <w:t xml:space="preserve">… is mounted on '…': … is used by the system</w:t>
             </w:r>
           </w:p>
         </w:tc>
@@ -20524,7 +20524,7 @@
                 <w:sz w:val="17"/>
                 <w:szCs w:val="17"/>
               </w:rPr>
-              <w:t xml:space="preserve">boîtier non signalé comme amovible</w:t>
+              <w:t xml:space="preserve">disque système ou partition montée hors de /media</w:t>
             </w:r>
           </w:p>
         </w:tc>
@@ -20556,7 +20556,7 @@
                 <w:sz w:val="17"/>
                 <w:szCs w:val="17"/>
               </w:rPr>
-              <w:t xml:space="preserve">vérifier que c'est bien la clé, puis --allow-non-removable</w:t>
+              <w:t xml:space="preserve">vérifier le nom avec --list ; démonter la clé si elle est montée ailleurs</w:t>
             </w:r>
           </w:p>
         </w:tc>
@@ -20594,7 +20594,7 @@
                 <w:sz w:val="17"/>
                 <w:szCs w:val="17"/>
               </w:rPr>
-              <w:t xml:space="preserve">… is a folder, not a mount point</w:t>
+              <w:t xml:space="preserve">… is neither USB nor removable</w:t>
             </w:r>
           </w:p>
         </w:tc>
@@ -20627,7 +20627,7 @@
                 <w:sz w:val="17"/>
                 <w:szCs w:val="17"/>
               </w:rPr>
-              <w:t xml:space="preserve">dossier qui n'est pas le point de montage d'une clé</w:t>
+              <w:t xml:space="preserve">boîtier non signalé comme amovible</w:t>
             </w:r>
           </w:p>
         </w:tc>
@@ -20660,7 +20660,7 @@
                 <w:sz w:val="17"/>
                 <w:szCs w:val="17"/>
               </w:rPr>
-              <w:t xml:space="preserve">donner le périphérique (--list) ou le dossier où la clé est montée</w:t>
+              <w:t xml:space="preserve">vérifier que c'est bien la clé, puis --allow-non-removable</w:t>
             </w:r>
           </w:p>
         </w:tc>
@@ -20697,7 +20697,7 @@
                 <w:sz w:val="17"/>
                 <w:szCs w:val="17"/>
               </w:rPr>
-              <w:t xml:space="preserve">no terminal to confirm</w:t>
+              <w:t xml:space="preserve">… is a folder, not a mount point</w:t>
             </w:r>
           </w:p>
         </w:tc>
@@ -20729,7 +20729,7 @@
                 <w:sz w:val="17"/>
                 <w:szCs w:val="17"/>
               </w:rPr>
-              <w:t xml:space="preserve">lancé sans terminal (script, cron)</w:t>
+              <w:t xml:space="preserve">dossier qui n'est pas le point de montage d'une clé</w:t>
             </w:r>
           </w:p>
         </w:tc>
@@ -20761,7 +20761,7 @@
                 <w:sz w:val="17"/>
                 <w:szCs w:val="17"/>
               </w:rPr>
-              <w:t xml:space="preserve">ajouter --yes</w:t>
+              <w:t xml:space="preserve">donner le périphérique (--list) ou le dossier où la clé est montée</w:t>
             </w:r>
           </w:p>
         </w:tc>
@@ -20799,7 +20799,7 @@
                 <w:sz w:val="17"/>
                 <w:szCs w:val="17"/>
               </w:rPr>
-              <w:t xml:space="preserve">ANNOVAR database missing or still compressed</w:t>
+              <w:t xml:space="preserve">no terminal to confirm</w:t>
             </w:r>
           </w:p>
         </w:tc>
@@ -20832,7 +20832,7 @@
                 <w:sz w:val="17"/>
                 <w:szCs w:val="17"/>
               </w:rPr>
-              <w:t xml:space="preserve">base ANNOVAR absente ou encore compressée</w:t>
+              <w:t xml:space="preserve">lancé sans terminal (script, cron)</w:t>
             </w:r>
           </w:p>
         </w:tc>
@@ -20865,7 +20865,7 @@
                 <w:sz w:val="17"/>
                 <w:szCs w:val="17"/>
               </w:rPr>
-              <w:t xml:space="preserve">décompresser les bases ou utiliser --no-annovar</w:t>
+              <w:t xml:space="preserve">ajouter --yes</w:t>
             </w:r>
           </w:p>
         </w:tc>
@@ -20896,13 +20896,13 @@
             </w:pPr>
             <w:r>
               <w:rPr>
-                <w:rFonts w:ascii="Arial" w:cs="Arial" w:eastAsia="Arial" w:hAnsi="Arial"/>
-                <w:b w:val="false"/>
-                <w:bCs w:val="false"/>
-                <w:sz w:val="17"/>
-                <w:szCs w:val="17"/>
-              </w:rPr>
-              <w:t xml:space="preserve">run.sh --check : ✘ usable container engine</w:t>
+                <w:rFonts w:ascii="Consolas" w:cs="Consolas" w:eastAsia="Consolas" w:hAnsi="Consolas"/>
+                <w:b w:val="false"/>
+                <w:bCs w:val="false"/>
+                <w:sz w:val="17"/>
+                <w:szCs w:val="17"/>
+              </w:rPr>
+              <w:t xml:space="preserve">ANNOVAR database missing or still compressed</w:t>
             </w:r>
           </w:p>
         </w:tc>
@@ -20934,7 +20934,7 @@
                 <w:sz w:val="17"/>
                 <w:szCs w:val="17"/>
               </w:rPr>
-              <w:t xml:space="preserve">ni Apptainer ni Docker sur l'hôte</w:t>
+              <w:t xml:space="preserve">base ANNOVAR absente ou encore compressée</w:t>
             </w:r>
           </w:p>
         </w:tc>
@@ -20966,7 +20966,7 @@
                 <w:sz w:val="17"/>
                 <w:szCs w:val="17"/>
               </w:rPr>
-              <w:t xml:space="preserve">installer l'un des deux ; forcer avec RCNS_ENGINE si besoin</w:t>
+              <w:t xml:space="preserve">décompresser les bases ou utiliser --no-annovar</w:t>
             </w:r>
           </w:p>
         </w:tc>
@@ -20998,13 +20998,13 @@
             </w:pPr>
             <w:r>
               <w:rPr>
-                <w:rFonts w:ascii="Consolas" w:cs="Consolas" w:eastAsia="Consolas" w:hAnsi="Consolas"/>
-                <w:b w:val="false"/>
-                <w:bCs w:val="false"/>
-                <w:sz w:val="17"/>
-                <w:szCs w:val="17"/>
-              </w:rPr>
-              <w:t xml:space="preserve">no MM:Z: tag in the FASTQ headers</w:t>
+                <w:rFonts w:ascii="Arial" w:cs="Arial" w:eastAsia="Arial" w:hAnsi="Arial"/>
+                <w:b w:val="false"/>
+                <w:bCs w:val="false"/>
+                <w:sz w:val="17"/>
+                <w:szCs w:val="17"/>
+              </w:rPr>
+              <w:t xml:space="preserve">run.sh --check : ✘ usable container engine</w:t>
             </w:r>
           </w:p>
         </w:tc>
@@ -21037,7 +21037,7 @@
                 <w:sz w:val="17"/>
                 <w:szCs w:val="17"/>
               </w:rPr>
-              <w:t xml:space="preserve">FASTQ sans méthylation</w:t>
+              <w:t xml:space="preserve">ni Apptainer ni Docker sur l'hôte</w:t>
             </w:r>
           </w:p>
         </w:tc>
@@ -21070,7 +21070,7 @@
                 <w:sz w:val="17"/>
                 <w:szCs w:val="17"/>
               </w:rPr>
-              <w:t xml:space="preserve">repartir des POD5 ou du BAM non aligné</w:t>
+              <w:t xml:space="preserve">installer l'un des deux ; forcer avec RCNS_ENGINE si besoin</w:t>
             </w:r>
           </w:p>
         </w:tc>
@@ -21107,6 +21107,108 @@
                 <w:sz w:val="17"/>
                 <w:szCs w:val="17"/>
               </w:rPr>
+              <w:t xml:space="preserve">no MM:Z: tag in the FASTQ headers</w:t>
+            </w:r>
+          </w:p>
+        </w:tc>
+        <w:tc>
+          <w:tcPr>
+            <w:tcW w:type="dxa" w:w="3000"/>
+            <w:tcBorders>
+              <w:top w:val="single" w:color="BFBFBF" w:sz="4"/>
+              <w:left w:val="single" w:color="BFBFBF" w:sz="4"/>
+              <w:bottom w:val="single" w:color="BFBFBF" w:sz="4"/>
+              <w:right w:val="single" w:color="BFBFBF" w:sz="4"/>
+            </w:tcBorders>
+            <w:tcMar>
+              <w:top w:type="dxa" w:w="60"/>
+              <w:left w:type="dxa" w:w="100"/>
+              <w:bottom w:type="dxa" w:w="60"/>
+              <w:right w:type="dxa" w:w="100"/>
+            </w:tcMar>
+          </w:tcPr>
+          <w:p>
+            <w:pPr>
+              <w:spacing w:after="0" w:line="252"/>
+            </w:pPr>
+            <w:r>
+              <w:rPr>
+                <w:rFonts w:ascii="Arial" w:cs="Arial" w:eastAsia="Arial" w:hAnsi="Arial"/>
+                <w:b w:val="false"/>
+                <w:bCs w:val="false"/>
+                <w:sz w:val="17"/>
+                <w:szCs w:val="17"/>
+              </w:rPr>
+              <w:t xml:space="preserve">FASTQ sans méthylation</w:t>
+            </w:r>
+          </w:p>
+        </w:tc>
+        <w:tc>
+          <w:tcPr>
+            <w:tcW w:type="dxa" w:w="3338"/>
+            <w:tcBorders>
+              <w:top w:val="single" w:color="BFBFBF" w:sz="4"/>
+              <w:left w:val="single" w:color="BFBFBF" w:sz="4"/>
+              <w:bottom w:val="single" w:color="BFBFBF" w:sz="4"/>
+              <w:right w:val="single" w:color="BFBFBF" w:sz="4"/>
+            </w:tcBorders>
+            <w:tcMar>
+              <w:top w:type="dxa" w:w="60"/>
+              <w:left w:type="dxa" w:w="100"/>
+              <w:bottom w:type="dxa" w:w="60"/>
+              <w:right w:type="dxa" w:w="100"/>
+            </w:tcMar>
+          </w:tcPr>
+          <w:p>
+            <w:pPr>
+              <w:spacing w:after="0" w:line="252"/>
+            </w:pPr>
+            <w:r>
+              <w:rPr>
+                <w:rFonts w:ascii="Arial" w:cs="Arial" w:eastAsia="Arial" w:hAnsi="Arial"/>
+                <w:b w:val="false"/>
+                <w:bCs w:val="false"/>
+                <w:sz w:val="17"/>
+                <w:szCs w:val="17"/>
+              </w:rPr>
+              <w:t xml:space="preserve">repartir des POD5 ou du BAM non aligné</w:t>
+            </w:r>
+          </w:p>
+        </w:tc>
+      </w:tr>
+      <w:tr>
+        <w:trPr>
+          <w:cantSplit/>
+        </w:trPr>
+        <w:tc>
+          <w:tcPr>
+            <w:tcW w:type="dxa" w:w="3300"/>
+            <w:tcBorders>
+              <w:top w:val="single" w:color="BFBFBF" w:sz="4"/>
+              <w:left w:val="single" w:color="BFBFBF" w:sz="4"/>
+              <w:bottom w:val="single" w:color="BFBFBF" w:sz="4"/>
+              <w:right w:val="single" w:color="BFBFBF" w:sz="4"/>
+            </w:tcBorders>
+            <w:shd w:fill="F5F7FA" w:color="auto" w:val="clear"/>
+            <w:tcMar>
+              <w:top w:type="dxa" w:w="60"/>
+              <w:left w:type="dxa" w:w="100"/>
+              <w:bottom w:type="dxa" w:w="60"/>
+              <w:right w:type="dxa" w:w="100"/>
+            </w:tcMar>
+          </w:tcPr>
+          <w:p>
+            <w:pPr>
+              <w:spacing w:after="0" w:line="252"/>
+            </w:pPr>
+            <w:r>
+              <w:rPr>
+                <w:rFonts w:ascii="Consolas" w:cs="Consolas" w:eastAsia="Consolas" w:hAnsi="Consolas"/>
+                <w:b w:val="false"/>
+                <w:bCs w:val="false"/>
+                <w:sz w:val="17"/>
+                <w:szCs w:val="17"/>
+              </w:rPr>
               <w:t xml:space="preserve">contig 'chr7' missing</w:t>
             </w:r>
           </w:p>
@@ -21120,6 +21222,7 @@
               <w:bottom w:val="single" w:color="BFBFBF" w:sz="4"/>
               <w:right w:val="single" w:color="BFBFBF" w:sz="4"/>
             </w:tcBorders>
+            <w:shd w:fill="F5F7FA" w:color="auto" w:val="clear"/>
             <w:tcMar>
               <w:top w:type="dxa" w:w="60"/>
               <w:left w:type="dxa" w:w="100"/>
@@ -21152,6 +21255,7 @@
               <w:bottom w:val="single" w:color="BFBFBF" w:sz="4"/>
               <w:right w:val="single" w:color="BFBFBF" w:sz="4"/>
             </w:tcBorders>
+            <w:shd w:fill="F5F7FA" w:color="auto" w:val="clear"/>
             <w:tcMar>
               <w:top w:type="dxa" w:w="60"/>
               <w:left w:type="dxa" w:w="100"/>
